--- a/기획문서/BuildOne2_안전보건_개발기획서.docx
+++ b/기획문서/BuildOne2_안전보건_개발기획서.docx
@@ -3933,7 +3933,7 @@
                 <w:sz w:val="19"/>
                 <w:szCs w:val="19"/>
               </w:rPr>
-              <w:t xml:space="preserve">경영방침 버전 {ver, date, text …}</w:t>
+              <w:t xml:space="preserve">경영방침 버전 {ver, date, text …} — V2 화면에서는 쓰지 않음(데이터만 남음)</w:t>
             </w:r>
           </w:p>
         </w:tc>
@@ -4079,7 +4079,7 @@
                 <w:sz w:val="19"/>
                 <w:szCs w:val="19"/>
               </w:rPr>
-              <w:t xml:space="preserve">경영방침 읽음 · 서명</w:t>
+              <w:t xml:space="preserve">경영방침 읽음 · 서명 — V2 화면에서는 쓰지 않음</w:t>
             </w:r>
           </w:p>
         </w:tc>
@@ -9904,7 +9904,7 @@
         <w:rPr>
           <w:rFonts w:ascii="맑은 고딕" w:cs="맑은 고딕" w:eastAsia="맑은 고딕" w:hAnsi="맑은 고딕"/>
         </w:rPr>
-        <w:t xml:space="preserve">시연 초기화(demoReset): 안전보건 자료를 처음 시연 자료로. 나의 안전보건 [초기화](myReset): 그 직원의 공지 · 방침 서명만 지움 (시연 전용 — 운영에는 없음).</w:t>
+        <w:t xml:space="preserve">시연 초기화(demoReset): 안전보건 자료를 처음 시연 자료로. 나의 안전보건 [초기화](myReset): 그 직원의 교육 공지 서명만 지움 (시연 전용 — 운영에는 없음).</w:t>
       </w:r>
     </w:p>
     <w:p>
@@ -10299,7 +10299,7 @@
                 <w:sz w:val="19"/>
                 <w:szCs w:val="19"/>
               </w:rPr>
-              <w:t xml:space="preserve">pendBadge: my(내 미서명 공지 · 방침 · 회의) · risklist(진행할 회의)</w:t>
+              <w:t xml:space="preserve">pendBadge: my(내 미서명 공지 · 온라인 수강 · 출석 서명 · 회의) · risklist(진행할 회의)</w:t>
             </w:r>
           </w:p>
         </w:tc>
@@ -14647,6 +14647,30 @@
           <w:rFonts w:ascii="맑은 고딕" w:cs="맑은 고딕" w:eastAsia="맑은 고딕" w:hAnsi="맑은 고딕"/>
         </w:rPr>
         <w:t xml:space="preserve">: 작업허가 · 순회점검 · 반기 점검 결재 항목이 아직 표시됨 → 정리 필요.</w:t>
+      </w:r>
+    </w:p>
+    <w:p>
+      <w:pPr>
+        <w:pStyle w:val="ListParagraph"/>
+        <w:numPr>
+          <w:ilvl w:val="0"/>
+          <w:numId w:val="2"/>
+        </w:numPr>
+        <w:spacing w:after="80" w:line="290"/>
+      </w:pPr>
+      <w:r>
+        <w:rPr>
+          <w:rFonts w:ascii="맑은 고딕" w:cs="맑은 고딕" w:eastAsia="맑은 고딕" w:hAnsi="맑은 고딕"/>
+          <w:b/>
+          <w:bCs/>
+        </w:rPr>
+        <w:t xml:space="preserve">경영방침 코드 · 데이터</w:t>
+      </w:r>
+      <w:r>
+        <w:rPr>
+          <w:rFonts w:ascii="맑은 고딕" w:cs="맑은 고딕" w:eastAsia="맑은 고딕" w:hAnsi="맑은 고딕"/>
+        </w:rPr>
+        <w:t xml:space="preserve">: 화면과 서명 · 숫자에서는 모두 뺐지만, 경영방침 데이터(S.policy · reads)와 숨긴 화면 코드는 V1 그대로 남아 있음 → 2차 범위 확정 후 정리.</w:t>
       </w:r>
     </w:p>
     <w:p>
